--- a/rapports/2026-06-06/EQ4/EQ4_enq3_v2/DR_015201010085/32-38-51-24.docx
+++ b/rapports/2026-06-06/EQ4/EQ4_enq3_v2/DR_015201010085/32-38-51-24.docx
@@ -297,7 +297,7 @@
           <w:color w:val="1F6FEB"/>
           <w:sz w:val="22"/>
         </w:rPr>
-        <w:t>⚠ INCOHÉRENCES À CORRIGER (55)</w:t>
+        <w:t>⚠ INCOHÉRENCES À CORRIGER (49)</w:t>
       </w:r>
     </w:p>
     <w:tbl>
@@ -845,7 +845,7 @@
                 <w:i w:val="0"/>
                 <w:sz w:val="17"/>
               </w:rPr>
-              <w:t>Incohérence!!! seulement les écoles privées paient les frais de scolarité (y compris les frais d'inscription).</w:t>
+              <w:t>Incoherent!!! Le niveau d'études suivi par DIEY NIASS  au cours de l'année 2024/2025 est Primaire ou son niveau d'études le plus élevé atteint est  mais il déclare en 2.11 qu'il a obtenu comme résultat le Diplômé, études achevées.</w:t>
             </w:r>
           </w:p>
         </w:tc>
@@ -935,7 +935,7 @@
                 <w:i w:val="0"/>
                 <w:sz w:val="17"/>
               </w:rPr>
-              <w:t>Incoherent!!! Le niveau d'études suivi par DIEY NIASS  au cours de l'année 2024/2025 est Primaire ou son niveau d'études le plus élevé atteint est  mais il déclare en 2.11 qu'il a obtenu comme résultat le Diplômé, études achevées.</w:t>
+              <w:t>Prière de corriger cette incoherence en 2.11.</w:t>
             </w:r>
           </w:p>
         </w:tc>
@@ -994,7 +994,7 @@
                 <w:color w:val="16A34A"/>
                 <w:sz w:val="16"/>
               </w:rPr>
-              <w:t>—</w:t>
+              <w:t>s01q32, s01q36, s01q38, s04q37_modif, s02q33, s02q34, s01q00b</w:t>
             </w:r>
           </w:p>
         </w:tc>
@@ -1025,7 +1025,7 @@
                 <w:i w:val="0"/>
                 <w:sz w:val="17"/>
               </w:rPr>
-              <w:t>Prière de corriger cette incoherence en 2.11.</w:t>
+              <w:t>Peu probable!!! Vu l'âge (15 ans) de DIEY NIASS ou l'année à laquelle DIEY NIASS a fréquenté l'école pour la dernière fois (.) le dernier diplome de DIEY NIASS ne peut être le Certificat d'études primaires (CEP), prière de corriger cette incohérence ou confirmer avec le QG.</w:t>
             </w:r>
           </w:p>
         </w:tc>
@@ -1084,7 +1084,7 @@
                 <w:color w:val="16A34A"/>
                 <w:sz w:val="16"/>
               </w:rPr>
-              <w:t>s01q32, s01q36, s01q38, s04q37_modif, s02q33, s02q34, s01q00b</w:t>
+              <w:t>—</w:t>
             </w:r>
           </w:p>
         </w:tc>
@@ -1115,7 +1115,7 @@
                 <w:i w:val="0"/>
                 <w:sz w:val="17"/>
               </w:rPr>
-              <w:t>Peu probable!!! Vu l'âge (15 ans) de DIEY NIASS ou l'année à laquelle DIEY NIASS a fréquenté l'école pour la dernière fois (.) le dernier diplome de DIEY NIASS ne peut être le Certificat d'études primaires (CEP), prière de corriger cette incohérence ou confirmer avec le QG.</w:t>
+              <w:t>Incohérent!! Le niveau d'instruction déclaré par l'un des enfants () au niveau de la section 1 de ABOUBACRY NIASS diffère de celui donné par ABOUBACRY NIASS lui-même qui affirme ne pas avoir frequenté l'école formelle.</w:t>
             </w:r>
           </w:p>
         </w:tc>
@@ -1205,7 +1205,7 @@
                 <w:i w:val="0"/>
                 <w:sz w:val="17"/>
               </w:rPr>
-              <w:t>Incohérent!! Le niveau d'instruction déclaré par l'un des enfants () au niveau de la section 1 de ABOUBACRY NIASS diffère de celui donné par ABOUBACRY NIASS lui-même qui affirme ne pas avoir frequenté l'école formelle.</w:t>
+              <w:t>Incohérent!! Le niveau d'instruction déclaré par l'un des enfants () au niveau de la section 1 de DIEY SY diffère de celui donné par DIEY SY lui-même qui affirme ne pas avoir frequenté l'école formelle.</w:t>
             </w:r>
           </w:p>
         </w:tc>
@@ -1295,7 +1295,7 @@
                 <w:i w:val="0"/>
                 <w:sz w:val="17"/>
               </w:rPr>
-              <w:t>Incohérent!! Le niveau d'instruction déclaré par l'un des enfants () au niveau de la section 1 de DIEY SY diffère de celui donné par DIEY SY lui-même qui affirme ne pas avoir frequenté l'école formelle.</w:t>
+              <w:t>Incohérent!! Le niveau d'instruction déclaré par l'un des enfants () au niveau de la section 1 de MAÏMMOUNA NIASS diffère de celui donné par MAÏMMOUNA NIASS lui-même qui affirme ne pas avoir frequenté l'école formelle.</w:t>
             </w:r>
           </w:p>
         </w:tc>
@@ -1385,7 +1385,7 @@
                 <w:i w:val="0"/>
                 <w:sz w:val="17"/>
               </w:rPr>
-              <w:t>Incohérent!! Le niveau d'instruction déclaré par l'un des enfants () au niveau de la section 1 de MAÏMMOUNA NIASS diffère de celui donné par MAÏMMOUNA NIASS lui-même qui affirme ne pas avoir frequenté l'école formelle.</w:t>
+              <w:t>Incohérent!! Le niveau d'instruction déclaré par l'un des enfants () au niveau de la section 1 de PENDA NIASS diffère de celui donné par PENDA NIASS lui-même qui affirme ne pas avoir frequenté l'école formelle.</w:t>
             </w:r>
           </w:p>
         </w:tc>
@@ -1418,7 +1418,7 @@
                 <w:i w:val="0"/>
                 <w:sz w:val="16"/>
               </w:rPr>
-              <w:t>S02</w:t>
+              <w:t>S11</w:t>
               <w:br/>
             </w:r>
             <w:r>
@@ -1428,7 +1428,7 @@
                 <w:color w:val="64748B"/>
                 <w:sz w:val="14"/>
               </w:rPr>
-              <w:t>Éducation</w:t>
+              <w:t>Logement / cadre de vie</w:t>
             </w:r>
           </w:p>
         </w:tc>
@@ -1444,7 +1444,7 @@
                 <w:color w:val="16A34A"/>
                 <w:sz w:val="16"/>
               </w:rPr>
-              <w:t>—</w:t>
+              <w:t>s01q00_0, s00q04, s03q38, s04q21, s04q51, s04q51_unite, s04q44, s04q65</w:t>
             </w:r>
           </w:p>
         </w:tc>
@@ -1475,7 +1475,7 @@
                 <w:i w:val="0"/>
                 <w:sz w:val="17"/>
               </w:rPr>
-              <w:t>Incohérent!! Le niveau d'instruction déclaré par l'un des enfants () au niveau de la section 1 de PENDA NIASS diffère de celui donné par PENDA NIASS lui-même qui affirme ne pas avoir frequenté l'école formelle.</w:t>
+              <w:t>Avertissement!! le montant de la dernière  facture du dernier mois pour chaine de télévision par câble, satellite, TNTest 2000 FCFA semble incoherent, prière de corriger ou confirmer avec le QG.</w:t>
             </w:r>
           </w:p>
         </w:tc>
@@ -1490,10 +1490,10 @@
               <w:rPr>
                 <w:b/>
                 <w:i w:val="0"/>
-                <w:color w:val="DC2626"/>
+                <w:color w:val="EA580C"/>
                 <w:sz w:val="16"/>
               </w:rPr>
-              <w:t>Haute</w:t>
+              <w:t>Moyenne</w:t>
             </w:r>
           </w:p>
         </w:tc>
@@ -1508,7 +1508,7 @@
                 <w:i w:val="0"/>
                 <w:sz w:val="16"/>
               </w:rPr>
-              <w:t>S11</w:t>
+              <w:t>S00</w:t>
               <w:br/>
             </w:r>
             <w:r>
@@ -1518,7 +1518,7 @@
                 <w:color w:val="64748B"/>
                 <w:sz w:val="14"/>
               </w:rPr>
-              <w:t>Logement / cadre de vie</w:t>
+              <w:t>Identification</w:t>
             </w:r>
           </w:p>
         </w:tc>
@@ -1534,7 +1534,7 @@
                 <w:color w:val="16A34A"/>
                 <w:sz w:val="16"/>
               </w:rPr>
-              <w:t>s01q00_0, s00q04, s03q38, s04q21, s04q51, s04q51_unite, s04q44, s04q65</w:t>
+              <w:t>s00q27</w:t>
             </w:r>
           </w:p>
         </w:tc>
@@ -1565,7 +1565,7 @@
                 <w:i w:val="0"/>
                 <w:sz w:val="17"/>
               </w:rPr>
-              <w:t>Avertissement!! le montant de la dernière  facture du dernier mois pour chaine de télévision par câble, satellite, TNTest 2000 FCFA semble incoherent, prière de corriger ou confirmer avec le QG.</w:t>
+              <w:t>Le questionnaire semble ne pas être complètement fini mais le questionnaire est en statut complet, prière de compléter le questionnaire.</w:t>
             </w:r>
           </w:p>
         </w:tc>
@@ -1624,7 +1624,7 @@
                 <w:color w:val="16A34A"/>
                 <w:sz w:val="16"/>
               </w:rPr>
-              <w:t>s00q27</w:t>
+              <w:t>—</w:t>
             </w:r>
           </w:p>
         </w:tc>
@@ -1655,7 +1655,7 @@
                 <w:i w:val="0"/>
                 <w:sz w:val="17"/>
               </w:rPr>
-              <w:t>Le questionnaire semble ne pas être complètement fini mais le questionnaire est en statut complet, prière de compléter le questionnaire.</w:t>
+              <w:t>L'adresse ou la localisation du ménage doit être bien renseignée, ne doit pas contenir des numéros de téléphone et elle semble courte pour être une adresse.</w:t>
             </w:r>
           </w:p>
         </w:tc>
@@ -1714,7 +1714,7 @@
                 <w:color w:val="16A34A"/>
                 <w:sz w:val="16"/>
               </w:rPr>
-              <w:t>—</w:t>
+              <w:t>s00q14, s00q16, s00q18</w:t>
             </w:r>
           </w:p>
         </w:tc>
@@ -1745,7 +1745,7 @@
                 <w:i w:val="0"/>
                 <w:sz w:val="17"/>
               </w:rPr>
-              <w:t>L'adresse ou la localisation du ménage doit être bien renseignée, ne doit pas contenir des numéros de téléphone et elle semble courte pour être une adresse.</w:t>
+              <w:t>Prière de renseigner la bonne adresse.Attention! Veillez bien renseigner les contacts dans les questions de 0.14 ou 0.16 ou 0.18.</w:t>
             </w:r>
           </w:p>
         </w:tc>
@@ -1778,7 +1778,7 @@
                 <w:i w:val="0"/>
                 <w:sz w:val="16"/>
               </w:rPr>
-              <w:t>S00</w:t>
+              <w:t>S01</w:t>
               <w:br/>
             </w:r>
             <w:r>
@@ -1788,7 +1788,7 @@
                 <w:color w:val="64748B"/>
                 <w:sz w:val="14"/>
               </w:rPr>
-              <w:t>Identification</w:t>
+              <w:t>Démographie</w:t>
             </w:r>
           </w:p>
         </w:tc>
@@ -1804,7 +1804,7 @@
                 <w:color w:val="16A34A"/>
                 <w:sz w:val="16"/>
               </w:rPr>
-              <w:t>s00q14, s00q16, s00q18</w:t>
+              <w:t>—</w:t>
             </w:r>
           </w:p>
         </w:tc>
@@ -1835,7 +1835,7 @@
                 <w:i w:val="0"/>
                 <w:sz w:val="17"/>
               </w:rPr>
-              <w:t>Prière de renseigner la bonne adresse.Attention! Veillez bien renseigner les contacts dans les questions de 0.14 ou 0.16 ou 0.18.</w:t>
+              <w:t>Prière de verifier l'information donnée par PENDA NIASS ou corriger au niveau de la section 1.</w:t>
             </w:r>
           </w:p>
         </w:tc>
@@ -1894,7 +1894,7 @@
                 <w:color w:val="16A34A"/>
                 <w:sz w:val="16"/>
               </w:rPr>
-              <w:t>—</w:t>
+              <w:t>s01q23, s01q00b, s01q23_autre</w:t>
             </w:r>
           </w:p>
         </w:tc>
@@ -1925,7 +1925,7 @@
                 <w:i w:val="0"/>
                 <w:sz w:val="17"/>
               </w:rPr>
-              <w:t>Prière de verifier l'information donnée par PENDA NIASS ou corriger au niveau de la section 1.</w:t>
+              <w:t>La raison principale pour laquelle que DIEY SY est venu vivre dans cette localité est malade et semble exister dans les modalités, prière de prendre attache avec le QG pour plus d'explication afin de la classer bien.</w:t>
             </w:r>
           </w:p>
         </w:tc>
@@ -1984,7 +1984,7 @@
                 <w:color w:val="16A34A"/>
                 <w:sz w:val="16"/>
               </w:rPr>
-              <w:t>s01q23, s01q00b, s01q23_autre</w:t>
+              <w:t>s01q10_1</w:t>
             </w:r>
           </w:p>
         </w:tc>
@@ -2015,7 +2015,7 @@
                 <w:i w:val="0"/>
                 <w:sz w:val="17"/>
               </w:rPr>
-              <w:t>La raison principale pour laquelle que DIEY SY est venu vivre dans cette localité est malade et semble exister dans les modalités, prière de prendre attache avec le QG pour plus d'explication afin de la classer bien.</w:t>
+              <w:t>La taille du ménage lors de l'enquête principale (9) de ce ménage est inférieur à la taille du denombrement (11), prière de fournir des explications concrètes ou aller revisiter le ménage.</w:t>
             </w:r>
           </w:p>
         </w:tc>
@@ -2048,7 +2048,7 @@
                 <w:i w:val="0"/>
                 <w:sz w:val="16"/>
               </w:rPr>
-              <w:t>S01</w:t>
+              <w:t>S02</w:t>
               <w:br/>
             </w:r>
             <w:r>
@@ -2058,7 +2058,7 @@
                 <w:color w:val="64748B"/>
                 <w:sz w:val="14"/>
               </w:rPr>
-              <w:t>Démographie</w:t>
+              <w:t>Éducation</w:t>
             </w:r>
           </w:p>
         </w:tc>
@@ -2074,7 +2074,7 @@
                 <w:color w:val="16A34A"/>
                 <w:sz w:val="16"/>
               </w:rPr>
-              <w:t>s00q27, s01q03a, s01q03b, s01q03c, s01q00b</w:t>
+              <w:t>s01q63, s00q04, s02q25, s01q00b, s02q17_2, s02q15_2</w:t>
             </w:r>
           </w:p>
         </w:tc>
@@ -2105,7 +2105,7 @@
                 <w:i w:val="0"/>
                 <w:sz w:val="17"/>
               </w:rPr>
-              <w:t>Les informations sur l'acte de naissance (ni Jours, ni mois et ni années) de  BINETA NIASS  manquent, s'il vous plait pouvez-vous fournir d'effort pour avoir ces informations.</w:t>
+              <w:t>Dans les milieux urbains c'est peu probable de voir une école dont les élèves ou étudiants ne dépensent pas en frais d'uniformes, prière de verifier pour DIEY NIASS qui fréquente 6ème année de Primaire et corriger ou confirmer avec le QG.</w:t>
             </w:r>
           </w:p>
         </w:tc>
@@ -2138,7 +2138,7 @@
                 <w:i w:val="0"/>
                 <w:sz w:val="16"/>
               </w:rPr>
-              <w:t>S01</w:t>
+              <w:t>S02</w:t>
               <w:br/>
             </w:r>
             <w:r>
@@ -2148,7 +2148,7 @@
                 <w:color w:val="64748B"/>
                 <w:sz w:val="14"/>
               </w:rPr>
-              <w:t>Démographie</w:t>
+              <w:t>Éducation</w:t>
             </w:r>
           </w:p>
         </w:tc>
@@ -2164,7 +2164,7 @@
                 <w:color w:val="16A34A"/>
                 <w:sz w:val="16"/>
               </w:rPr>
-              <w:t>s00q27, s01q03a, s01q03b, s01q03c, s01q00b</w:t>
+              <w:t>s01q63, s00q04, s02q25, s01q00b, s02q17_2, s02q15_2</w:t>
             </w:r>
           </w:p>
         </w:tc>
@@ -2195,547 +2195,7 @@
                 <w:i w:val="0"/>
                 <w:sz w:val="17"/>
               </w:rPr>
-              <w:t>Les informations sur l'acte de naissance (ni Jours, ni mois et ni années) de  DIEY NIASS  manquent, s'il vous plait pouvez-vous fournir d'effort pour avoir ces informations.</w:t>
-            </w:r>
-          </w:p>
-        </w:tc>
-      </w:tr>
-      <w:tr>
-        <w:tc>
-          <w:tcPr>
-            <w:tcW w:type="dxa" w:w="964"/>
-          </w:tcPr>
-          <w:p>
-            <w:r>
-              <w:rPr>
-                <w:b/>
-                <w:i w:val="0"/>
-                <w:color w:val="EA580C"/>
-                <w:sz w:val="16"/>
-              </w:rPr>
-              <w:t>Moyenne</w:t>
-            </w:r>
-          </w:p>
-        </w:tc>
-        <w:tc>
-          <w:tcPr>
-            <w:tcW w:type="dxa" w:w="1247"/>
-          </w:tcPr>
-          <w:p>
-            <w:r>
-              <w:rPr>
-                <w:b/>
-                <w:i w:val="0"/>
-                <w:sz w:val="16"/>
-              </w:rPr>
-              <w:t>S01</w:t>
-              <w:br/>
-            </w:r>
-            <w:r>
-              <w:rPr>
-                <w:b w:val="0"/>
-                <w:i w:val="0"/>
-                <w:color w:val="64748B"/>
-                <w:sz w:val="14"/>
-              </w:rPr>
-              <w:t>Démographie</w:t>
-            </w:r>
-          </w:p>
-        </w:tc>
-        <w:tc>
-          <w:tcPr>
-            <w:tcW w:type="dxa" w:w="1531"/>
-          </w:tcPr>
-          <w:p>
-            <w:r>
-              <w:rPr>
-                <w:b/>
-                <w:i w:val="0"/>
-                <w:color w:val="16A34A"/>
-                <w:sz w:val="16"/>
-              </w:rPr>
-              <w:t>s00q27, s01q03a, s01q03b, s01q03c, s01q00b</w:t>
-            </w:r>
-          </w:p>
-        </w:tc>
-        <w:tc>
-          <w:tcPr>
-            <w:tcW w:type="dxa" w:w="1191"/>
-          </w:tcPr>
-          <w:p>
-            <w:r>
-              <w:rPr>
-                <w:b w:val="0"/>
-                <w:i w:val="0"/>
-                <w:color w:val="64748B"/>
-                <w:sz w:val="16"/>
-              </w:rPr>
-              <w:t>GT-CQ</w:t>
-            </w:r>
-          </w:p>
-        </w:tc>
-        <w:tc>
-          <w:tcPr>
-            <w:tcW w:type="dxa" w:w="4706"/>
-          </w:tcPr>
-          <w:p>
-            <w:r>
-              <w:rPr>
-                <w:b w:val="0"/>
-                <w:i w:val="0"/>
-                <w:sz w:val="17"/>
-              </w:rPr>
-              <w:t>Les informations sur l'acte de naissance (ni Jours, ni mois et ni années) de  MOUHAMED NIASS  manquent, s'il vous plait pouvez-vous fournir d'effort pour avoir ces informations.</w:t>
-            </w:r>
-          </w:p>
-        </w:tc>
-      </w:tr>
-      <w:tr>
-        <w:tc>
-          <w:tcPr>
-            <w:tcW w:type="dxa" w:w="964"/>
-          </w:tcPr>
-          <w:p>
-            <w:r>
-              <w:rPr>
-                <w:b/>
-                <w:i w:val="0"/>
-                <w:color w:val="EA580C"/>
-                <w:sz w:val="16"/>
-              </w:rPr>
-              <w:t>Moyenne</w:t>
-            </w:r>
-          </w:p>
-        </w:tc>
-        <w:tc>
-          <w:tcPr>
-            <w:tcW w:type="dxa" w:w="1247"/>
-          </w:tcPr>
-          <w:p>
-            <w:r>
-              <w:rPr>
-                <w:b/>
-                <w:i w:val="0"/>
-                <w:sz w:val="16"/>
-              </w:rPr>
-              <w:t>S01</w:t>
-              <w:br/>
-            </w:r>
-            <w:r>
-              <w:rPr>
-                <w:b w:val="0"/>
-                <w:i w:val="0"/>
-                <w:color w:val="64748B"/>
-                <w:sz w:val="14"/>
-              </w:rPr>
-              <w:t>Démographie</w:t>
-            </w:r>
-          </w:p>
-        </w:tc>
-        <w:tc>
-          <w:tcPr>
-            <w:tcW w:type="dxa" w:w="1531"/>
-          </w:tcPr>
-          <w:p>
-            <w:r>
-              <w:rPr>
-                <w:b/>
-                <w:i w:val="0"/>
-                <w:color w:val="16A34A"/>
-                <w:sz w:val="16"/>
-              </w:rPr>
-              <w:t>s01q10_1</w:t>
-            </w:r>
-          </w:p>
-        </w:tc>
-        <w:tc>
-          <w:tcPr>
-            <w:tcW w:type="dxa" w:w="1191"/>
-          </w:tcPr>
-          <w:p>
-            <w:r>
-              <w:rPr>
-                <w:b w:val="0"/>
-                <w:i w:val="0"/>
-                <w:color w:val="64748B"/>
-                <w:sz w:val="16"/>
-              </w:rPr>
-              <w:t>GT-CQ</w:t>
-            </w:r>
-          </w:p>
-        </w:tc>
-        <w:tc>
-          <w:tcPr>
-            <w:tcW w:type="dxa" w:w="4706"/>
-          </w:tcPr>
-          <w:p>
-            <w:r>
-              <w:rPr>
-                <w:b w:val="0"/>
-                <w:i w:val="0"/>
-                <w:sz w:val="17"/>
-              </w:rPr>
-              <w:t>La taille du ménage lors de l'enquête principale (9) de ce ménage est inférieur à la taille du denombrement (11), prière de fournir des explications concrètes ou aller revisiter le ménage.</w:t>
-            </w:r>
-          </w:p>
-        </w:tc>
-      </w:tr>
-      <w:tr>
-        <w:tc>
-          <w:tcPr>
-            <w:tcW w:type="dxa" w:w="964"/>
-          </w:tcPr>
-          <w:p>
-            <w:r>
-              <w:rPr>
-                <w:b/>
-                <w:i w:val="0"/>
-                <w:color w:val="EA580C"/>
-                <w:sz w:val="16"/>
-              </w:rPr>
-              <w:t>Moyenne</w:t>
-            </w:r>
-          </w:p>
-        </w:tc>
-        <w:tc>
-          <w:tcPr>
-            <w:tcW w:type="dxa" w:w="1247"/>
-          </w:tcPr>
-          <w:p>
-            <w:r>
-              <w:rPr>
-                <w:b/>
-                <w:i w:val="0"/>
-                <w:sz w:val="16"/>
-              </w:rPr>
-              <w:t>S02</w:t>
-              <w:br/>
-            </w:r>
-            <w:r>
-              <w:rPr>
-                <w:b w:val="0"/>
-                <w:i w:val="0"/>
-                <w:color w:val="64748B"/>
-                <w:sz w:val="14"/>
-              </w:rPr>
-              <w:t>Éducation</w:t>
-            </w:r>
-          </w:p>
-        </w:tc>
-        <w:tc>
-          <w:tcPr>
-            <w:tcW w:type="dxa" w:w="1531"/>
-          </w:tcPr>
-          <w:p>
-            <w:r>
-              <w:rPr>
-                <w:b/>
-                <w:i w:val="0"/>
-                <w:color w:val="16A34A"/>
-                <w:sz w:val="16"/>
-              </w:rPr>
-              <w:t>—</w:t>
-            </w:r>
-          </w:p>
-        </w:tc>
-        <w:tc>
-          <w:tcPr>
-            <w:tcW w:type="dxa" w:w="1191"/>
-          </w:tcPr>
-          <w:p>
-            <w:r>
-              <w:rPr>
-                <w:b w:val="0"/>
-                <w:i w:val="0"/>
-                <w:color w:val="64748B"/>
-                <w:sz w:val="16"/>
-              </w:rPr>
-              <w:t>GT-CQ</w:t>
-            </w:r>
-          </w:p>
-        </w:tc>
-        <w:tc>
-          <w:tcPr>
-            <w:tcW w:type="dxa" w:w="4706"/>
-          </w:tcPr>
-          <w:p>
-            <w:r>
-              <w:rPr>
-                <w:b w:val="0"/>
-                <w:i w:val="0"/>
-                <w:sz w:val="17"/>
-              </w:rPr>
-              <w:t>veuillez, s'il vous plait, confirmer les frais de scolarité ( 3000 FCFA) payée de MOUHAMED NIASS avec le QG ou apporter les corrections nécessaires.</w:t>
-            </w:r>
-          </w:p>
-        </w:tc>
-      </w:tr>
-      <w:tr>
-        <w:tc>
-          <w:tcPr>
-            <w:tcW w:type="dxa" w:w="964"/>
-          </w:tcPr>
-          <w:p>
-            <w:r>
-              <w:rPr>
-                <w:b/>
-                <w:i w:val="0"/>
-                <w:color w:val="EA580C"/>
-                <w:sz w:val="16"/>
-              </w:rPr>
-              <w:t>Moyenne</w:t>
-            </w:r>
-          </w:p>
-        </w:tc>
-        <w:tc>
-          <w:tcPr>
-            <w:tcW w:type="dxa" w:w="1247"/>
-          </w:tcPr>
-          <w:p>
-            <w:r>
-              <w:rPr>
-                <w:b/>
-                <w:i w:val="0"/>
-                <w:sz w:val="16"/>
-              </w:rPr>
-              <w:t>S02</w:t>
-              <w:br/>
-            </w:r>
-            <w:r>
-              <w:rPr>
-                <w:b w:val="0"/>
-                <w:i w:val="0"/>
-                <w:color w:val="64748B"/>
-                <w:sz w:val="14"/>
-              </w:rPr>
-              <w:t>Éducation</w:t>
-            </w:r>
-          </w:p>
-        </w:tc>
-        <w:tc>
-          <w:tcPr>
-            <w:tcW w:type="dxa" w:w="1531"/>
-          </w:tcPr>
-          <w:p>
-            <w:r>
-              <w:rPr>
-                <w:b/>
-                <w:i w:val="0"/>
-                <w:color w:val="16A34A"/>
-                <w:sz w:val="16"/>
-              </w:rPr>
-              <w:t>s01q63, s00q04, s02q25, s01q00b, s02q17_2, s02q15_2</w:t>
-            </w:r>
-          </w:p>
-        </w:tc>
-        <w:tc>
-          <w:tcPr>
-            <w:tcW w:type="dxa" w:w="1191"/>
-          </w:tcPr>
-          <w:p>
-            <w:r>
-              <w:rPr>
-                <w:b w:val="0"/>
-                <w:i w:val="0"/>
-                <w:color w:val="64748B"/>
-                <w:sz w:val="16"/>
-              </w:rPr>
-              <w:t>GT-CQ</w:t>
-            </w:r>
-          </w:p>
-        </w:tc>
-        <w:tc>
-          <w:tcPr>
-            <w:tcW w:type="dxa" w:w="4706"/>
-          </w:tcPr>
-          <w:p>
-            <w:r>
-              <w:rPr>
-                <w:b w:val="0"/>
-                <w:i w:val="0"/>
-                <w:sz w:val="17"/>
-              </w:rPr>
               <w:t>Dans les milieux urbains c'est peu probable de voir une école dont les élèves ou étudiants ne dépensent pas en frais d'uniformes, prière de verifier pour MOUHAMED NIASS qui fréquente 2ème année de Primaire et corriger ou confirmer avec le QG.</w:t>
-            </w:r>
-          </w:p>
-        </w:tc>
-      </w:tr>
-      <w:tr>
-        <w:tc>
-          <w:tcPr>
-            <w:tcW w:type="dxa" w:w="964"/>
-          </w:tcPr>
-          <w:p>
-            <w:r>
-              <w:rPr>
-                <w:b/>
-                <w:i w:val="0"/>
-                <w:color w:val="EA580C"/>
-                <w:sz w:val="16"/>
-              </w:rPr>
-              <w:t>Moyenne</w:t>
-            </w:r>
-          </w:p>
-        </w:tc>
-        <w:tc>
-          <w:tcPr>
-            <w:tcW w:type="dxa" w:w="1247"/>
-          </w:tcPr>
-          <w:p>
-            <w:r>
-              <w:rPr>
-                <w:b/>
-                <w:i w:val="0"/>
-                <w:sz w:val="16"/>
-              </w:rPr>
-              <w:t>S02</w:t>
-              <w:br/>
-            </w:r>
-            <w:r>
-              <w:rPr>
-                <w:b w:val="0"/>
-                <w:i w:val="0"/>
-                <w:color w:val="64748B"/>
-                <w:sz w:val="14"/>
-              </w:rPr>
-              <w:t>Éducation</w:t>
-            </w:r>
-          </w:p>
-        </w:tc>
-        <w:tc>
-          <w:tcPr>
-            <w:tcW w:type="dxa" w:w="1531"/>
-          </w:tcPr>
-          <w:p>
-            <w:r>
-              <w:rPr>
-                <w:b/>
-                <w:i w:val="0"/>
-                <w:color w:val="16A34A"/>
-                <w:sz w:val="16"/>
-              </w:rPr>
-              <w:t>—</w:t>
-            </w:r>
-          </w:p>
-        </w:tc>
-        <w:tc>
-          <w:tcPr>
-            <w:tcW w:type="dxa" w:w="1191"/>
-          </w:tcPr>
-          <w:p>
-            <w:r>
-              <w:rPr>
-                <w:b w:val="0"/>
-                <w:i w:val="0"/>
-                <w:color w:val="64748B"/>
-                <w:sz w:val="16"/>
-              </w:rPr>
-              <w:t>GT-CQ</w:t>
-            </w:r>
-          </w:p>
-        </w:tc>
-        <w:tc>
-          <w:tcPr>
-            <w:tcW w:type="dxa" w:w="4706"/>
-          </w:tcPr>
-          <w:p>
-            <w:r>
-              <w:rPr>
-                <w:b w:val="0"/>
-                <w:i w:val="0"/>
-                <w:sz w:val="17"/>
-              </w:rPr>
-              <w:t>veuillez, s'il vous plait, confirmer les frais de scolarité ( 4000 FCFA) payée de DIEY NIASS avec le QG ou apporter les corrections nécessaires.</w:t>
-            </w:r>
-          </w:p>
-        </w:tc>
-      </w:tr>
-      <w:tr>
-        <w:tc>
-          <w:tcPr>
-            <w:tcW w:type="dxa" w:w="964"/>
-          </w:tcPr>
-          <w:p>
-            <w:r>
-              <w:rPr>
-                <w:b/>
-                <w:i w:val="0"/>
-                <w:color w:val="EA580C"/>
-                <w:sz w:val="16"/>
-              </w:rPr>
-              <w:t>Moyenne</w:t>
-            </w:r>
-          </w:p>
-        </w:tc>
-        <w:tc>
-          <w:tcPr>
-            <w:tcW w:type="dxa" w:w="1247"/>
-          </w:tcPr>
-          <w:p>
-            <w:r>
-              <w:rPr>
-                <w:b/>
-                <w:i w:val="0"/>
-                <w:sz w:val="16"/>
-              </w:rPr>
-              <w:t>S02</w:t>
-              <w:br/>
-            </w:r>
-            <w:r>
-              <w:rPr>
-                <w:b w:val="0"/>
-                <w:i w:val="0"/>
-                <w:color w:val="64748B"/>
-                <w:sz w:val="14"/>
-              </w:rPr>
-              <w:t>Éducation</w:t>
-            </w:r>
-          </w:p>
-        </w:tc>
-        <w:tc>
-          <w:tcPr>
-            <w:tcW w:type="dxa" w:w="1531"/>
-          </w:tcPr>
-          <w:p>
-            <w:r>
-              <w:rPr>
-                <w:b/>
-                <w:i w:val="0"/>
-                <w:color w:val="16A34A"/>
-                <w:sz w:val="16"/>
-              </w:rPr>
-              <w:t>s01q63, s00q04, s02q25, s01q00b, s02q17_2, s02q15_2</w:t>
-            </w:r>
-          </w:p>
-        </w:tc>
-        <w:tc>
-          <w:tcPr>
-            <w:tcW w:type="dxa" w:w="1191"/>
-          </w:tcPr>
-          <w:p>
-            <w:r>
-              <w:rPr>
-                <w:b w:val="0"/>
-                <w:i w:val="0"/>
-                <w:color w:val="64748B"/>
-                <w:sz w:val="16"/>
-              </w:rPr>
-              <w:t>GT-CQ</w:t>
-            </w:r>
-          </w:p>
-        </w:tc>
-        <w:tc>
-          <w:tcPr>
-            <w:tcW w:type="dxa" w:w="4706"/>
-          </w:tcPr>
-          <w:p>
-            <w:r>
-              <w:rPr>
-                <w:b w:val="0"/>
-                <w:i w:val="0"/>
-                <w:sz w:val="17"/>
-              </w:rPr>
-              <w:t>Dans les milieux urbains c'est peu probable de voir une école dont les élèves ou étudiants ne dépensent pas en frais d'uniformes, prière de verifier pour DIEY NIASS qui fréquente 6ème année de Primaire et corriger ou confirmer avec le QG.</w:t>
             </w:r>
           </w:p>
         </w:tc>
